--- a/Exports/docx/METHOD_AND_SCORING.docx
+++ b/Exports/docx/METHOD_AND_SCORING.docx
@@ -444,47 +444,7 @@
       </w:pPr>
       <w:r>
         <w:rPr/>
-        <w:t xml:space="preserve">If you can create a file but cannot safely edit one — an assistant writing through a connector that replaces whole files, such as the Copilot Studio agent — write the rows instead to </w:t>
-      </w:r>
-      <w:r>
-        <w:rPr>
-          <w:rFonts w:ascii="Consolas" w:hAnsi="Consolas"/>
-        </w:rPr>
-        <w:t>Data/pending_inbox/&lt;YYYY-MM-DD&gt;_&lt;run&gt;.md</w:t>
-      </w:r>
-      <w:r>
-        <w:rPr/>
-        <w:t>, one file per run, with the same columns. A maintainer merges the inbox into the queue at the next triage (</w:t>
-      </w:r>
-      <w:r>
-        <w:rPr>
-          <w:rFonts w:ascii="Consolas" w:hAnsi="Consolas"/>
-        </w:rPr>
-        <w:t>Management/protocols/POLICY_SCAN_PROTOCOL.md</w:t>
-      </w:r>
-      <w:r>
-        <w:rPr/>
-        <w:t xml:space="preserve"> §5–§6). Do not edit </w:t>
-      </w:r>
-      <w:r>
-        <w:rPr>
-          <w:rFonts w:ascii="Consolas" w:hAnsi="Consolas"/>
-        </w:rPr>
-        <w:t>pending_additions.md</w:t>
-      </w:r>
-      <w:r>
-        <w:rPr/>
-        <w:t xml:space="preserve"> through such a connector: a concurrent run would lose the other's rows.</w:t>
-      </w:r>
-    </w:p>
-    <w:p>
-      <w:pPr>
-        <w:spacing w:before="0"/>
-        <w:ind w:left="454"/>
-      </w:pPr>
-      <w:r>
-        <w:rPr/>
-        <w:t xml:space="preserve">If neither file is reachable — a ported copy of </w:t>
+        <w:t xml:space="preserve">If the file is not reachable — a ported copy of </w:t>
       </w:r>
       <w:r>
         <w:rPr>
